--- a/Reflections/CWhite_PEA_Reflection.docx
+++ b/Reflections/CWhite_PEA_Reflection.docx
@@ -253,10 +253,44 @@
         <w:t>. I</w:t>
       </w:r>
       <w:r>
-        <w:t xml:space="preserve">t was about converting roman numerals and making simple calculations with </w:t>
-      </w:r>
-      <w:r>
-        <w:t xml:space="preserve">these numbers that where input from a file. This was one of the best projects from the first semester in my opinion because it was a very challenging at the time, but I think it was one of the projects that make me progress the most in my first semester. Another of my favorite/best projects in my first semester was the static website in web programming because the freedom we were given in this assignment was really appreciated, I could express my way of making a website and show what I could do at the time. In my opinion it is a </w:t>
+        <w:t xml:space="preserve">t was about </w:t>
+      </w:r>
+      <w:hyperlink r:id="rId4" w:history="1">
+        <w:r>
+          <w:rPr>
+            <w:rStyle w:val="Hyperlink"/>
+          </w:rPr>
+          <w:t>conver</w:t>
+        </w:r>
+        <w:r>
+          <w:rPr>
+            <w:rStyle w:val="Hyperlink"/>
+          </w:rPr>
+          <w:t>t</w:t>
+        </w:r>
+        <w:r>
+          <w:rPr>
+            <w:rStyle w:val="Hyperlink"/>
+          </w:rPr>
+          <w:t>ing roman numerals</w:t>
+        </w:r>
+      </w:hyperlink>
+      <w:r>
+        <w:t xml:space="preserve"> and making simple calculations with </w:t>
+      </w:r>
+      <w:r>
+        <w:t xml:space="preserve">these numbers that where input from a file. This was one of the best projects from the first semester in my opinion because it was a very challenging at the time, but I think it was one of the projects that make me progress the most in my first semester. Another of my favorite/best projects in my first semester was the </w:t>
+      </w:r>
+      <w:hyperlink r:id="rId5" w:history="1">
+        <w:r>
+          <w:rPr>
+            <w:rStyle w:val="Hyperlink"/>
+          </w:rPr>
+          <w:t>static website</w:t>
+        </w:r>
+      </w:hyperlink>
+      <w:r>
+        <w:t xml:space="preserve"> in web programming because the freedom we were given in this assignment was really appreciated, I could express my way of making a website and show what I could do at the time. In my opinion it is a </w:t>
       </w:r>
       <w:r>
         <w:t>good</w:t>
@@ -265,7 +299,18 @@
         <w:t xml:space="preserve"> milestone project and </w:t>
       </w:r>
       <w:r>
-        <w:t>I think in terms of web programming it helped grow my understanding of HTML and CSS. Then I transitioned to my second semester and this one was very exciting because we started playing web interactive web pages and we moves out the console and started using JFrames! For example, the game of Sudoku I made in Java is my favorite projects in programming class this year, because I made a game, not a program that does some calculations for no reason, I made a game! This was exciting for me and got me excited for projects to come. Finally in web we made a game as well (I really like making games)</w:t>
+        <w:t xml:space="preserve">I think in terms of web programming it helped grow my understanding of HTML and CSS. Then I transitioned to my second semester and this one was very exciting because we started playing web interactive web pages and we moves out the console and started using JFrames! For example, the </w:t>
+      </w:r>
+      <w:hyperlink r:id="rId6" w:history="1">
+        <w:r>
+          <w:rPr>
+            <w:rStyle w:val="Hyperlink"/>
+          </w:rPr>
+          <w:t>game of Sudoku</w:t>
+        </w:r>
+      </w:hyperlink>
+      <w:r>
+        <w:t xml:space="preserve"> I made in Java is my favorite projects in programming class this year, because I made a game, not a program that does some calculations for no reason, I made a game! This was exciting for me and got me excited for projects to come. Finally in web we made a game as well (I really like making games)</w:t>
       </w:r>
       <w:r>
         <w:t xml:space="preserve">, it is a game about rolling dice and betting on an outcome, but I learned how to use class and multiple JavaScript files in one project, I also learned about storing information collected in session or local storage. The second year was </w:t>
@@ -285,33 +330,24 @@
         <w:t>wise and again I really enjoyed it.</w:t>
       </w:r>
       <w:r>
+        <w:t xml:space="preserve"> I think making games really stuck with me because that’s where I came from before this program. I ma</w:t>
+      </w:r>
+      <w:r>
+        <w:t>d</w:t>
+      </w:r>
+      <w:r>
+        <w:t>e some game</w:t>
+      </w:r>
+      <w:r>
+        <w:t>s</w:t>
+      </w:r>
+      <w:r>
+        <w:t xml:space="preserve"> in Unity and C# and loved watching “dev logs”, and when school started requiring things that</w:t>
+      </w:r>
+      <w:r>
         <w:t xml:space="preserve"> </w:t>
       </w:r>
       <w:r>
-        <w:t>I think making games really stuck with me because that’s where I came from before this program. I ma</w:t>
-      </w:r>
-      <w:r>
-        <w:t>d</w:t>
-      </w:r>
-      <w:r>
-        <w:t>e some game</w:t>
-      </w:r>
-      <w:r>
-        <w:t>s</w:t>
-      </w:r>
-      <w:r>
-        <w:t xml:space="preserve"> in Unity and C# and loved watching “dev logs”, and when school started </w:t>
-      </w:r>
-      <w:r>
-        <w:t>requiring</w:t>
-      </w:r>
-      <w:r>
-        <w:t xml:space="preserve"> things that</w:t>
-      </w:r>
-      <w:r>
-        <w:t xml:space="preserve"> </w:t>
-      </w:r>
-      <w:r>
         <w:t>I liked doing</w:t>
       </w:r>
       <w:r>
@@ -321,27 +357,20 @@
         <w:t>, it</w:t>
       </w:r>
       <w:r>
-        <w:t xml:space="preserve"> was so refreshing</w:t>
-      </w:r>
-      <w:r>
-        <w:t xml:space="preserve">. </w:t>
+        <w:t xml:space="preserve"> was so refreshing. </w:t>
       </w:r>
       <w:r>
         <w:t>Finally,</w:t>
       </w:r>
       <w:r>
-        <w:t xml:space="preserve"> school was about what I cared about.</w:t>
-      </w:r>
-      <w:r>
-        <w:t xml:space="preserve"> I never really connected with high school because we didn’t do what I had a passion </w:t>
-      </w:r>
-      <w:r>
-        <w:t>for, but this program changed how I see school</w:t>
+        <w:t xml:space="preserve"> school was about what I cared about. I never really connected with high school because we didn’t do what I had a passion for, but this program changed how I see school</w:t>
       </w:r>
       <w:r>
         <w:t xml:space="preserve"> and I’m glad it did.</w:t>
       </w:r>
     </w:p>
+    <w:p/>
+    <w:p/>
     <w:sectPr>
       <w:pgSz w:w="12240" w:h="15840"/>
       <w:pgMar w:top="1440" w:right="1440" w:bottom="1440" w:left="1440" w:header="708" w:footer="708" w:gutter="0"/>
@@ -776,6 +805,41 @@
     <w:semiHidden/>
     <w:unhideWhenUsed/>
   </w:style>
+  <w:style w:type="character" w:styleId="Hyperlink">
+    <w:name w:val="Hyperlink"/>
+    <w:basedOn w:val="DefaultParagraphFont"/>
+    <w:uiPriority w:val="99"/>
+    <w:unhideWhenUsed/>
+    <w:rsid w:val="00EF285F"/>
+    <w:rPr>
+      <w:color w:val="0563C1" w:themeColor="hyperlink"/>
+      <w:u w:val="single"/>
+    </w:rPr>
+  </w:style>
+  <w:style w:type="character" w:styleId="UnresolvedMention">
+    <w:name w:val="Unresolved Mention"/>
+    <w:basedOn w:val="DefaultParagraphFont"/>
+    <w:uiPriority w:val="99"/>
+    <w:semiHidden/>
+    <w:unhideWhenUsed/>
+    <w:rsid w:val="00EF285F"/>
+    <w:rPr>
+      <w:color w:val="605E5C"/>
+      <w:shd w:val="clear" w:color="auto" w:fill="E1DFDD"/>
+    </w:rPr>
+  </w:style>
+  <w:style w:type="character" w:styleId="FollowedHyperlink">
+    <w:name w:val="FollowedHyperlink"/>
+    <w:basedOn w:val="DefaultParagraphFont"/>
+    <w:uiPriority w:val="99"/>
+    <w:semiHidden/>
+    <w:unhideWhenUsed/>
+    <w:rsid w:val="00EF285F"/>
+    <w:rPr>
+      <w:color w:val="954F72" w:themeColor="followedHyperlink"/>
+      <w:u w:val="single"/>
+    </w:rPr>
+  </w:style>
 </w:styles>
 </file>
 
